--- a/tools/golden-test/repros/d77a_cellwrap/d77a_J_faithful.docx
+++ b/tools/golden-test/repros/d77a_cellwrap/d77a_J_faithful.docx
@@ -4,7 +4,8 @@
   <w:body>
     <w:tbl>
       <w:tblPr>
-        <w:tblW w:w="0" w:type="auto"/>
+        <w:tblW w:w="8952" w:type="dxa"/>
+        <w:tblLayout w:type="fixed"/>
         <w:tblInd w:w="108" w:type="dxa"/>
         <w:tblBorders>
           <w:top w:val="single" w:sz="4" w:space="0" w:color="auto"/>
